--- a/Formatos SECAD/3.1 COSTOS ADICIONALES.docx
+++ b/Formatos SECAD/3.1 COSTOS ADICIONALES.docx
@@ -749,7 +749,6 @@
               </w:rPr>
               <w:t xml:space="preserve">Teniente </w:t>
             </w:r>
-            <w:proofErr w:type="spellStart"/>
             <w:r>
               <w:rPr>
                 <w:rFonts w:ascii="Arial" w:hAnsi="Arial" w:cs="Arial"/>
@@ -759,67 +758,7 @@
                 <w:sz w:val="14"/>
                 <w:szCs w:val="14"/>
               </w:rPr>
-              <w:t>Kehilor</w:t>
-            </w:r>
-            <w:proofErr w:type="spellEnd"/>
-            <w:r>
-              <w:rPr>
-                <w:rFonts w:ascii="Arial" w:hAnsi="Arial" w:cs="Arial"/>
-                <w:b/>
-                <w:bCs/>
-                <w:color w:val="000000" w:themeColor="text1"/>
-                <w:sz w:val="14"/>
-                <w:szCs w:val="14"/>
-              </w:rPr>
-              <w:t xml:space="preserve"> </w:t>
-            </w:r>
-            <w:proofErr w:type="spellStart"/>
-            <w:r>
-              <w:rPr>
-                <w:rFonts w:ascii="Arial" w:hAnsi="Arial" w:cs="Arial"/>
-                <w:b/>
-                <w:bCs/>
-                <w:color w:val="000000" w:themeColor="text1"/>
-                <w:sz w:val="14"/>
-                <w:szCs w:val="14"/>
-              </w:rPr>
-              <w:t>Estic</w:t>
-            </w:r>
-            <w:proofErr w:type="spellEnd"/>
-            <w:r>
-              <w:rPr>
-                <w:rFonts w:ascii="Arial" w:hAnsi="Arial" w:cs="Arial"/>
-                <w:b/>
-                <w:bCs/>
-                <w:color w:val="000000" w:themeColor="text1"/>
-                <w:sz w:val="14"/>
-                <w:szCs w:val="14"/>
-              </w:rPr>
-              <w:t xml:space="preserve"> </w:t>
-            </w:r>
-            <w:proofErr w:type="spellStart"/>
-            <w:r>
-              <w:rPr>
-                <w:rFonts w:ascii="Arial" w:hAnsi="Arial" w:cs="Arial"/>
-                <w:b/>
-                <w:bCs/>
-                <w:color w:val="000000" w:themeColor="text1"/>
-                <w:sz w:val="14"/>
-                <w:szCs w:val="14"/>
-              </w:rPr>
-              <w:t>Martinez</w:t>
-            </w:r>
-            <w:proofErr w:type="spellEnd"/>
-            <w:r>
-              <w:rPr>
-                <w:rFonts w:ascii="Arial" w:hAnsi="Arial" w:cs="Arial"/>
-                <w:b/>
-                <w:bCs/>
-                <w:color w:val="000000" w:themeColor="text1"/>
-                <w:sz w:val="14"/>
-                <w:szCs w:val="14"/>
-              </w:rPr>
-              <w:t xml:space="preserve"> Patiño</w:t>
+              <w:t>Kehilor Estic Martinez Patiño</w:t>
             </w:r>
           </w:p>
           <w:p>
@@ -1124,6 +1063,7 @@
                 <w:color w:val="000000" w:themeColor="text1"/>
                 <w:sz w:val="14"/>
                 <w:szCs w:val="14"/>
+                <w:lang w:val="pt-BR"/>
               </w:rPr>
             </w:pPr>
             <w:r>
@@ -1134,6 +1074,7 @@
                 <w:color w:val="000000" w:themeColor="text1"/>
                 <w:sz w:val="14"/>
                 <w:szCs w:val="14"/>
+                <w:lang w:val="pt-BR"/>
               </w:rPr>
               <w:t>Revisó</w:t>
             </w:r>
@@ -1143,8 +1084,19 @@
                 <w:color w:val="000000" w:themeColor="text1"/>
                 <w:sz w:val="14"/>
                 <w:szCs w:val="14"/>
-              </w:rPr>
-              <w:t xml:space="preserve">: Subintendente </w:t>
+                <w:lang w:val="pt-BR"/>
+              </w:rPr>
+              <w:t xml:space="preserve">: </w:t>
+            </w:r>
+            <w:r>
+              <w:rPr>
+                <w:rFonts w:ascii="Arial" w:hAnsi="Arial" w:cs="Arial"/>
+                <w:color w:val="000000" w:themeColor="text1"/>
+                <w:sz w:val="14"/>
+                <w:szCs w:val="14"/>
+                <w:lang w:val="pt-BR"/>
+              </w:rPr>
+              <w:t xml:space="preserve">Intendente </w:t>
             </w:r>
             <w:r>
               <w:rPr>
@@ -1154,19 +1106,9 @@
                 <w:color w:val="000000" w:themeColor="text1"/>
                 <w:sz w:val="14"/>
                 <w:szCs w:val="14"/>
-              </w:rPr>
-              <w:t>Luis Carlos Balaguera Diaz</w:t>
-            </w:r>
-            <w:r>
-              <w:rPr>
-                <w:rFonts w:ascii="Arial" w:hAnsi="Arial" w:cs="Arial"/>
-                <w:b/>
-                <w:bCs/>
-                <w:color w:val="000000" w:themeColor="text1"/>
-                <w:sz w:val="14"/>
-                <w:szCs w:val="14"/>
-              </w:rPr>
-              <w:t xml:space="preserve"> </w:t>
+                <w:lang w:val="pt-BR"/>
+              </w:rPr>
+              <w:t>Rodrigo Alberto Rocha Torres</w:t>
             </w:r>
           </w:p>
           <w:p>
@@ -1190,26 +1132,18 @@
                 <w:color w:val="000000" w:themeColor="text1"/>
                 <w:sz w:val="14"/>
                 <w:szCs w:val="14"/>
-              </w:rPr>
-              <w:t xml:space="preserve">          </w:t>
-            </w:r>
-            <w:r>
-              <w:rPr>
-                <w:rFonts w:ascii="Arial" w:hAnsi="Arial" w:cs="Arial"/>
-                <w:color w:val="000000" w:themeColor="text1"/>
-                <w:sz w:val="14"/>
-                <w:szCs w:val="14"/>
-              </w:rPr>
-              <w:t xml:space="preserve"> </w:t>
-            </w:r>
-            <w:r>
-              <w:rPr>
-                <w:rFonts w:ascii="Arial" w:hAnsi="Arial" w:cs="Arial"/>
-                <w:color w:val="000000" w:themeColor="text1"/>
-                <w:sz w:val="14"/>
-                <w:szCs w:val="14"/>
-              </w:rPr>
-              <w:t>Asesor Jurídico (E)</w:t>
+                <w:lang w:val="pt-BR"/>
+              </w:rPr>
+              <w:t xml:space="preserve">           </w:t>
+            </w:r>
+            <w:r>
+              <w:rPr>
+                <w:rFonts w:ascii="Arial" w:hAnsi="Arial" w:cs="Arial"/>
+                <w:color w:val="000000" w:themeColor="text1"/>
+                <w:sz w:val="14"/>
+                <w:szCs w:val="14"/>
+              </w:rPr>
+              <w:t>Asesor Jurídico</w:t>
             </w:r>
           </w:p>
           <w:p>
@@ -1417,23 +1351,13 @@
               </w:rPr>
               <w:t xml:space="preserve">: </w:t>
             </w:r>
-            <w:proofErr w:type="gramStart"/>
-            <w:r>
-              <w:rPr>
-                <w:rFonts w:ascii="Arial" w:hAnsi="Arial" w:cs="Arial"/>
-                <w:sz w:val="14"/>
-                <w:szCs w:val="14"/>
-              </w:rPr>
-              <w:t>Teniente Coronel</w:t>
-            </w:r>
-            <w:proofErr w:type="gramEnd"/>
-            <w:r>
-              <w:rPr>
-                <w:rFonts w:ascii="Arial" w:hAnsi="Arial" w:cs="Arial"/>
-                <w:sz w:val="14"/>
-                <w:szCs w:val="14"/>
-              </w:rPr>
-              <w:t xml:space="preserve"> </w:t>
+            <w:r>
+              <w:rPr>
+                <w:rFonts w:ascii="Arial" w:hAnsi="Arial" w:cs="Arial"/>
+                <w:sz w:val="14"/>
+                <w:szCs w:val="14"/>
+              </w:rPr>
+              <w:t xml:space="preserve">Teniente Coronel </w:t>
             </w:r>
             <w:r>
               <w:rPr>
@@ -1562,7 +1486,6 @@
                 <w:lang w:val="pt-BR"/>
               </w:rPr>
             </w:pPr>
-            <w:proofErr w:type="spellStart"/>
             <w:r>
               <w:rPr>
                 <w:rFonts w:ascii="Arial" w:hAnsi="Arial" w:cs="Arial"/>
@@ -1572,48 +1495,16 @@
                 <w:szCs w:val="14"/>
                 <w:lang w:val="pt-BR"/>
               </w:rPr>
-              <w:t>Revisó</w:t>
-            </w:r>
-            <w:proofErr w:type="spellEnd"/>
-            <w:r>
-              <w:rPr>
-                <w:rFonts w:ascii="Arial" w:hAnsi="Arial" w:cs="Arial"/>
-                <w:b/>
-                <w:bCs/>
+              <w:t>Revisó:</w:t>
+            </w:r>
+            <w:r>
+              <w:rPr>
+                <w:rFonts w:ascii="Arial" w:hAnsi="Arial" w:cs="Arial"/>
                 <w:sz w:val="14"/>
                 <w:szCs w:val="14"/>
                 <w:lang w:val="pt-BR"/>
               </w:rPr>
-              <w:t>:</w:t>
-            </w:r>
-            <w:r>
-              <w:rPr>
-                <w:rFonts w:ascii="Arial" w:hAnsi="Arial" w:cs="Arial"/>
-                <w:sz w:val="14"/>
-                <w:szCs w:val="14"/>
-                <w:lang w:val="pt-BR"/>
-              </w:rPr>
-              <w:t xml:space="preserve"> </w:t>
-            </w:r>
-            <w:proofErr w:type="spellStart"/>
-            <w:r>
-              <w:rPr>
-                <w:rFonts w:ascii="Arial" w:hAnsi="Arial" w:cs="Arial"/>
-                <w:sz w:val="14"/>
-                <w:szCs w:val="14"/>
-                <w:lang w:val="pt-BR"/>
-              </w:rPr>
-              <w:t>Teniente</w:t>
-            </w:r>
-            <w:proofErr w:type="spellEnd"/>
-            <w:r>
-              <w:rPr>
-                <w:rFonts w:ascii="Arial" w:hAnsi="Arial" w:cs="Arial"/>
-                <w:sz w:val="14"/>
-                <w:szCs w:val="14"/>
-                <w:lang w:val="pt-BR"/>
-              </w:rPr>
-              <w:t xml:space="preserve"> coronel </w:t>
+              <w:t xml:space="preserve"> Teniente coronel </w:t>
             </w:r>
             <w:r>
               <w:rPr>
@@ -1838,18 +1729,8 @@
                 <w:sz w:val="14"/>
                 <w:szCs w:val="14"/>
               </w:rPr>
-              <w:t xml:space="preserve"> </w:t>
-            </w:r>
-            <w:proofErr w:type="gramStart"/>
-            <w:r>
-              <w:rPr>
-                <w:rFonts w:ascii="Arial" w:hAnsi="Arial" w:cs="Arial"/>
-                <w:sz w:val="14"/>
-                <w:szCs w:val="14"/>
-              </w:rPr>
-              <w:t>Coronel</w:t>
-            </w:r>
-            <w:proofErr w:type="gramEnd"/>
+              <w:t xml:space="preserve"> Coronel</w:t>
+            </w:r>
             <w:r>
               <w:rPr>
                 <w:rFonts w:ascii="Arial" w:hAnsi="Arial" w:cs="Arial"/>
@@ -2065,25 +1946,7 @@
           <w:sz w:val="17"/>
           <w:szCs w:val="17"/>
         </w:rPr>
-        <w:t xml:space="preserve">5159000 </w:t>
-      </w:r>
-      <w:proofErr w:type="spellStart"/>
-      <w:r>
-        <w:rPr>
-          <w:rFonts w:ascii="Arial" w:eastAsia="Arial" w:hAnsi="Arial" w:cs="Arial"/>
-          <w:sz w:val="17"/>
-          <w:szCs w:val="17"/>
-        </w:rPr>
-        <w:t>ext</w:t>
-      </w:r>
-      <w:proofErr w:type="spellEnd"/>
-      <w:r>
-        <w:rPr>
-          <w:rFonts w:ascii="Arial" w:eastAsia="Arial" w:hAnsi="Arial" w:cs="Arial"/>
-          <w:sz w:val="17"/>
-          <w:szCs w:val="17"/>
-        </w:rPr>
-        <w:t xml:space="preserve"> 9437</w:t>
+        <w:t>5159000 ext 9437</w:t>
       </w:r>
       <w:r>
         <w:rPr>
